--- a/paper_final/SSZ_Paper_B_Phase Coherence and Entanglement Preservation via Spacetime Segmentation_repaired.docx
+++ b/paper_final/SSZ_Paper_B_Phase Coherence and Entanglement Preservation via Spacetime Segmentation_repaired.docx
@@ -6771,8 +6771,7 @@
         <w:ind w:left="-5" w:right="36"/>
       </w:pPr>
       <w:r>
-        <w:lastRenderedPageBreak/>
-        <w:t xml:space="preserve">Key insight: While individual effects are small, they are systematic and cumulative, unlike random noise which averages out. Over sufficiently long circuits, SSZ effects become the dominant source of systematic error. </w:t>
+        <w:t xml:space="preserve">Key insight: While individual effects are small, they are systematic and cumulative, unlike random noise which averages out. Over sufficiently long circuits, SSZ effects become a non-negligible source of systematic bias—though at mm-scale on Earth this threshold is not reached with current technology (see Paper C). </w:t>
       </w:r>
     </w:p>
     <w:p>
@@ -11222,7 +11221,7 @@
               <w:ind w:left="0" w:right="0" w:firstLine="0"/>
             </w:pPr>
             <w:r>
-              <w:t xml:space="preserve">Measurable </w:t>
+              <w:t xml:space="preserve">Modelable* </w:t>
             </w:r>
           </w:p>
         </w:tc>
@@ -11772,7 +11771,7 @@
           <w:i/>
           <w:sz w:val="20"/>
         </w:rPr>
-        <w:t>Figure 5: Critical segment density differences ΔΞ for various height differences. At millimetre scales the segment density difference enters the measurable regime.</w:t>
+        <w:t>Figure 5: Critical segment density differences ΔΞ for various height differences. At millimetre scales the segment density difference enters the modelable regime (direct detection requires optical-clock platforms).</w:t>
       </w:r>
       <w:r>
         <w:t xml:space="preserve"> </w:t>
